--- a/Gtureports/Report.docx
+++ b/Gtureports/Report.docx
@@ -2,6 +2,175 @@
 <file path=word/document.xml><?xml version="1.0" encoding="utf-8"?>
 <w:document xmlns:wpc="http://schemas.microsoft.com/office/word/2010/wordprocessingCanvas" xmlns:cx="http://schemas.microsoft.com/office/drawing/2014/chartex" xmlns:cx1="http://schemas.microsoft.com/office/drawing/2015/9/8/chartex" xmlns:cx2="http://schemas.microsoft.com/office/drawing/2015/10/21/chartex" xmlns:cx3="http://schemas.microsoft.com/office/drawing/2016/5/9/chartex" xmlns:cx4="http://schemas.microsoft.com/office/drawing/2016/5/10/chartex" xmlns:cx5="http://schemas.microsoft.com/office/drawing/2016/5/11/chartex" xmlns:cx6="http://schemas.microsoft.com/office/drawing/2016/5/12/chartex" xmlns:cx7="http://schemas.microsoft.com/office/drawing/2016/5/13/chartex" xmlns:cx8="http://schemas.microsoft.com/office/drawing/2016/5/14/chartex" xmlns:mc="http://schemas.openxmlformats.org/markup-compatibility/2006" xmlns:aink="http://schemas.microsoft.com/office/drawing/2016/ink" xmlns:am3d="http://schemas.microsoft.com/office/drawing/2017/model3d" xmlns:o="urn:schemas-microsoft-com:office:office" xmlns:oel="http://schemas.microsoft.com/office/2019/extlst" xmlns:r="http://schemas.openxmlformats.org/officeDocument/2006/relationships" xmlns:m="http://schemas.openxmlformats.org/officeDocument/2006/math" xmlns:v="urn:schemas-microsoft-com:vml" xmlns:wp14="http://schemas.microsoft.com/office/word/2010/wordprocessingDrawing" xmlns:wp="http://schemas.openxmlformats.org/drawingml/2006/wordprocessingDrawing" xmlns:w10="urn:schemas-microsoft-com:office:word" xmlns:w="http://schemas.openxmlformats.org/wordprocessingml/2006/main" xmlns:w14="http://schemas.microsoft.com/office/word/2010/wordml" xmlns:w15="http://schemas.microsoft.com/office/word/2012/wordml" xmlns:w16cex="http://schemas.microsoft.com/office/word/2018/wordml/cex" xmlns:w16cid="http://schemas.microsoft.com/office/word/2016/wordml/cid" xmlns:w16="http://schemas.microsoft.com/office/word/2018/wordml" xmlns:w16du="http://schemas.microsoft.com/office/word/2023/wordml/word16du" xmlns:w16sdtdh="http://schemas.microsoft.com/office/word/2020/wordml/sdtdatahash" xmlns:w16sdtfl="http://schemas.microsoft.com/office/word/2024/wordml/sdtformatlock" xmlns:w16se="http://schemas.microsoft.com/office/word/2015/wordml/symex" xmlns:wpg="http://schemas.microsoft.com/office/word/2010/wordprocessingGroup" xmlns:wpi="http://schemas.microsoft.com/office/word/2010/wordprocessingInk" xmlns:wne="http://schemas.microsoft.com/office/word/2006/wordml" xmlns:wps="http://schemas.microsoft.com/office/word/2010/wordprocessingShape" mc:Ignorable="w14 w15 w16se w16cid w16 w16cex w16sdtdh w16sdtfl w16du wp14">
   <w:body>
+    <w:tbl>
+      <w:tblPr>
+        <w:tblStyle w:val="TableGrid"/>
+        <w:tblW w:w="0" w:type="auto"/>
+        <w:tblBorders>
+          <w:top w:val="none" w:sz="0" w:space="0" w:color="auto"/>
+          <w:left w:val="none" w:sz="0" w:space="0" w:color="auto"/>
+          <w:bottom w:val="none" w:sz="0" w:space="0" w:color="auto"/>
+          <w:right w:val="none" w:sz="0" w:space="0" w:color="auto"/>
+          <w:insideH w:val="none" w:sz="0" w:space="0" w:color="auto"/>
+          <w:insideV w:val="none" w:sz="0" w:space="0" w:color="auto"/>
+        </w:tblBorders>
+        <w:tblLook w:val="04A0" w:firstRow="1" w:lastRow="0" w:firstColumn="1" w:lastColumn="0" w:noHBand="0" w:noVBand="1"/>
+      </w:tblPr>
+      <w:tblGrid>
+        <w:gridCol w:w="1566"/>
+        <w:gridCol w:w="7460"/>
+      </w:tblGrid>
+      <w:tr>
+        <w:tc>
+          <w:tcPr>
+            <w:tcW w:w="1413" w:type="dxa"/>
+          </w:tcPr>
+          <w:p>
+            <w:pPr>
+              <w:jc w:val="center"/>
+              <w:rPr>
+                <w:rFonts w:ascii="Times New Roman" w:hAnsi="Times New Roman"/>
+                <w:b/>
+                <w:bCs/>
+                <w:sz w:val="40"/>
+                <w:szCs w:val="40"/>
+              </w:rPr>
+            </w:pPr>
+            <w:r>
+              <w:rPr>
+                <w:rFonts w:ascii="Times New Roman" w:hAnsi="Times New Roman"/>
+                <w:noProof/>
+                <w:sz w:val="24"/>
+                <w:szCs w:val="24"/>
+              </w:rPr>
+              <w:drawing>
+                <wp:inline distT="0" distB="0" distL="0" distR="0" wp14:anchorId="08AF6C0A" wp14:editId="4CD072DB">
+                  <wp:extent cx="828675" cy="828675"/>
+                  <wp:effectExtent l="19050" t="0" r="9525" b="0"/>
+                  <wp:docPr id="8" name="Picture 1" descr="F:\Pratik\vier_logo.jpeg"/>
+                  <wp:cNvGraphicFramePr>
+                    <a:graphicFrameLocks xmlns:a="http://schemas.openxmlformats.org/drawingml/2006/main" noChangeAspect="1"/>
+                  </wp:cNvGraphicFramePr>
+                  <a:graphic xmlns:a="http://schemas.openxmlformats.org/drawingml/2006/main">
+                    <a:graphicData uri="http://schemas.openxmlformats.org/drawingml/2006/picture">
+                      <pic:pic xmlns:pic="http://schemas.openxmlformats.org/drawingml/2006/picture">
+                        <pic:nvPicPr>
+                          <pic:cNvPr id="0" name="Picture 1" descr="F:\Pratik\vier_logo.jpeg"/>
+                          <pic:cNvPicPr>
+                            <a:picLocks noChangeAspect="1" noChangeArrowheads="1"/>
+                          </pic:cNvPicPr>
+                        </pic:nvPicPr>
+                        <pic:blipFill>
+                          <a:blip r:embed="rId7" cstate="print"/>
+                          <a:srcRect/>
+                          <a:stretch>
+                            <a:fillRect/>
+                          </a:stretch>
+                        </pic:blipFill>
+                        <pic:spPr bwMode="auto">
+                          <a:xfrm>
+                            <a:off x="0" y="0"/>
+                            <a:ext cx="828675" cy="828675"/>
+                          </a:xfrm>
+                          <a:prstGeom prst="rect">
+                            <a:avLst/>
+                          </a:prstGeom>
+                          <a:noFill/>
+                          <a:ln w="9525">
+                            <a:noFill/>
+                            <a:miter lim="800000"/>
+                            <a:headEnd/>
+                            <a:tailEnd/>
+                          </a:ln>
+                        </pic:spPr>
+                      </pic:pic>
+                    </a:graphicData>
+                  </a:graphic>
+                </wp:inline>
+              </w:drawing>
+            </w:r>
+          </w:p>
+        </w:tc>
+        <w:tc>
+          <w:tcPr>
+            <w:tcW w:w="7603" w:type="dxa"/>
+          </w:tcPr>
+          <w:p>
+            <w:pPr>
+              <w:jc w:val="center"/>
+              <w:rPr>
+                <w:rFonts w:ascii="Times New Roman" w:hAnsi="Times New Roman"/>
+                <w:b/>
+                <w:bCs/>
+                <w:sz w:val="40"/>
+                <w:szCs w:val="40"/>
+              </w:rPr>
+            </w:pPr>
+          </w:p>
+          <w:p>
+            <w:pPr>
+              <w:jc w:val="center"/>
+              <w:rPr>
+                <w:rFonts w:ascii="Times New Roman" w:hAnsi="Times New Roman"/>
+                <w:sz w:val="24"/>
+                <w:szCs w:val="24"/>
+              </w:rPr>
+            </w:pPr>
+            <w:r>
+              <w:rPr>
+                <w:rFonts w:ascii="Times New Roman" w:hAnsi="Times New Roman"/>
+                <w:b/>
+                <w:bCs/>
+                <w:sz w:val="40"/>
+                <w:szCs w:val="40"/>
+              </w:rPr>
+              <w:t>Vadodara Institute</w:t>
+            </w:r>
+          </w:p>
+          <w:p>
+            <w:pPr>
+              <w:jc w:val="center"/>
+              <w:rPr>
+                <w:rFonts w:ascii="Times New Roman" w:hAnsi="Times New Roman"/>
+                <w:b/>
+                <w:sz w:val="28"/>
+                <w:szCs w:val="28"/>
+              </w:rPr>
+            </w:pPr>
+            <w:r>
+              <w:rPr>
+                <w:rFonts w:ascii="Times New Roman" w:hAnsi="Times New Roman"/>
+                <w:b/>
+                <w:sz w:val="28"/>
+                <w:szCs w:val="28"/>
+              </w:rPr>
+              <w:t xml:space="preserve">Details of </w:t>
+            </w:r>
+            <w:r>
+              <w:rPr>
+                <w:rFonts w:ascii="Times New Roman" w:hAnsi="Times New Roman"/>
+                <w:b/>
+                <w:sz w:val="28"/>
+                <w:szCs w:val="28"/>
+              </w:rPr>
+              <w:t>Republic Day Event</w:t>
+            </w:r>
+          </w:p>
+          <w:p>
+            <w:pPr>
+              <w:jc w:val="center"/>
+              <w:rPr>
+                <w:rFonts w:ascii="Times New Roman" w:hAnsi="Times New Roman"/>
+                <w:b/>
+                <w:bCs/>
+                <w:sz w:val="40"/>
+                <w:szCs w:val="40"/>
+              </w:rPr>
+            </w:pPr>
+          </w:p>
+        </w:tc>
+      </w:tr>
+    </w:tbl>
     <w:p>
       <w:pPr>
         <w:pStyle w:val="ListParagraph"/>
@@ -135,25 +304,7 @@
           <w:sz w:val="24"/>
           <w:szCs w:val="24"/>
         </w:rPr>
-        <w:t xml:space="preserve"> January </w:t>
-      </w:r>
-      <w:proofErr w:type="gramStart"/>
-      <w:r>
-        <w:rPr>
-          <w:rFonts w:ascii="Times New Roman" w:hAnsi="Times New Roman" w:cs="Times New Roman"/>
-          <w:sz w:val="24"/>
-          <w:szCs w:val="24"/>
-        </w:rPr>
-        <w:t>2026 ,</w:t>
-      </w:r>
-      <w:proofErr w:type="gramEnd"/>
-      <w:r>
-        <w:rPr>
-          <w:rFonts w:ascii="Times New Roman" w:hAnsi="Times New Roman" w:cs="Times New Roman"/>
-          <w:sz w:val="24"/>
-          <w:szCs w:val="24"/>
-        </w:rPr>
-        <w:t xml:space="preserve"> 9:30M onwards, </w:t>
+        <w:t xml:space="preserve"> January 2026 , 9:30M onwards, </w:t>
       </w:r>
       <w:r>
         <w:rPr>
@@ -241,43 +392,7 @@
           <w:sz w:val="24"/>
           <w:szCs w:val="24"/>
         </w:rPr>
-        <w:t xml:space="preserve">: Dr. </w:t>
-      </w:r>
-      <w:proofErr w:type="spellStart"/>
-      <w:r>
-        <w:rPr>
-          <w:rFonts w:ascii="Times New Roman" w:hAnsi="Times New Roman" w:cs="Times New Roman"/>
-          <w:sz w:val="24"/>
-          <w:szCs w:val="24"/>
-        </w:rPr>
-        <w:t>Jayeshkumar</w:t>
-      </w:r>
-      <w:proofErr w:type="spellEnd"/>
-      <w:r>
-        <w:rPr>
-          <w:rFonts w:ascii="Times New Roman" w:hAnsi="Times New Roman" w:cs="Times New Roman"/>
-          <w:sz w:val="24"/>
-          <w:szCs w:val="24"/>
-        </w:rPr>
-        <w:t xml:space="preserve"> </w:t>
-      </w:r>
-      <w:proofErr w:type="gramStart"/>
-      <w:r>
-        <w:rPr>
-          <w:rFonts w:ascii="Times New Roman" w:hAnsi="Times New Roman" w:cs="Times New Roman"/>
-          <w:sz w:val="24"/>
-          <w:szCs w:val="24"/>
-        </w:rPr>
-        <w:t>Patel ,the</w:t>
-      </w:r>
-      <w:proofErr w:type="gramEnd"/>
-      <w:r>
-        <w:rPr>
-          <w:rFonts w:ascii="Times New Roman" w:hAnsi="Times New Roman" w:cs="Times New Roman"/>
-          <w:sz w:val="24"/>
-          <w:szCs w:val="24"/>
-        </w:rPr>
-        <w:t xml:space="preserve"> principal’s speech on Republic Day highlighted the significance of the day as a celebration of India’s Constitution and democratic values. The principal spoke about the sacrifices of freedom fighters, the importance of unity, equality, and responsibility among citizens, and encouraged students to contribute positively to the nation’s progress. The speech inspired everyone to respect the Constitution, uphold national values, and work towards building a strong and inclusive India.</w:t>
+        <w:t>: Dr. Jayeshkumar Patel ,the principal’s speech on Republic Day highlighted the significance of the day as a celebration of India’s Constitution and democratic values. The principal spoke about the sacrifices of freedom fighters, the importance of unity, equality, and responsibility among citizens, and encouraged students to contribute positively to the nation’s progress. The speech inspired everyone to respect the Constitution, uphold national values, and work towards building a strong and inclusive India.</w:t>
       </w:r>
     </w:p>
     <w:p>
@@ -343,18 +458,8 @@
           <w:sz w:val="24"/>
           <w:szCs w:val="24"/>
         </w:rPr>
-        <w:t xml:space="preserve">Vanshika Shah, Aditya Yadav, Dev </w:t>
-      </w:r>
-      <w:proofErr w:type="spellStart"/>
-      <w:r>
-        <w:rPr>
-          <w:rFonts w:ascii="Times New Roman" w:hAnsi="Times New Roman" w:cs="Times New Roman"/>
-          <w:sz w:val="24"/>
-          <w:szCs w:val="24"/>
-        </w:rPr>
-        <w:t>Kapatel</w:t>
-      </w:r>
-      <w:proofErr w:type="spellEnd"/>
+        <w:t>Vanshika Shah, Aditya Yadav, Dev Kapatel</w:t>
+      </w:r>
     </w:p>
     <w:p>
       <w:pPr>
@@ -392,916 +497,14 @@
         </w:rPr>
         <w:t xml:space="preserve"> </w:t>
       </w:r>
-    </w:p>
-    <w:tbl>
-      <w:tblPr>
-        <w:tblStyle w:val="TableGrid"/>
-        <w:tblpPr w:leftFromText="180" w:rightFromText="180" w:vertAnchor="text" w:horzAnchor="page" w:tblpX="2301" w:tblpY="286"/>
-        <w:tblW w:w="0" w:type="auto"/>
-        <w:tblLook w:val="04A0" w:firstRow="1" w:lastRow="0" w:firstColumn="1" w:lastColumn="0" w:noHBand="0" w:noVBand="1"/>
-      </w:tblPr>
-      <w:tblGrid>
-        <w:gridCol w:w="2972"/>
-        <w:gridCol w:w="2268"/>
-      </w:tblGrid>
-      <w:tr>
-        <w:tc>
-          <w:tcPr>
-            <w:tcW w:w="2972" w:type="dxa"/>
-          </w:tcPr>
-          <w:p>
-            <w:pPr>
-              <w:rPr>
-                <w:rFonts w:ascii="Times New Roman" w:hAnsi="Times New Roman" w:cs="Times New Roman"/>
-                <w:b/>
-                <w:bCs/>
-                <w:sz w:val="24"/>
-                <w:szCs w:val="24"/>
-              </w:rPr>
-            </w:pPr>
-            <w:r>
-              <w:rPr>
-                <w:rFonts w:ascii="Times New Roman" w:hAnsi="Times New Roman" w:cs="Times New Roman"/>
-                <w:b/>
-                <w:bCs/>
-                <w:sz w:val="24"/>
-                <w:szCs w:val="24"/>
-              </w:rPr>
-              <w:t>Name</w:t>
-            </w:r>
-          </w:p>
-        </w:tc>
-        <w:tc>
-          <w:tcPr>
-            <w:tcW w:w="2268" w:type="dxa"/>
-          </w:tcPr>
-          <w:p>
-            <w:pPr>
-              <w:rPr>
-                <w:rFonts w:ascii="Times New Roman" w:hAnsi="Times New Roman" w:cs="Times New Roman"/>
-                <w:b/>
-                <w:bCs/>
-                <w:sz w:val="24"/>
-                <w:szCs w:val="24"/>
-              </w:rPr>
-            </w:pPr>
-            <w:r>
-              <w:rPr>
-                <w:rFonts w:ascii="Times New Roman" w:hAnsi="Times New Roman" w:cs="Times New Roman"/>
-                <w:b/>
-                <w:bCs/>
-                <w:sz w:val="24"/>
-                <w:szCs w:val="24"/>
-              </w:rPr>
-              <w:t>Sign</w:t>
-            </w:r>
-          </w:p>
-        </w:tc>
-      </w:tr>
-      <w:tr>
-        <w:tc>
-          <w:tcPr>
-            <w:tcW w:w="2972" w:type="dxa"/>
-          </w:tcPr>
-          <w:p>
-            <w:pPr>
-              <w:rPr>
-                <w:rFonts w:ascii="Times New Roman" w:hAnsi="Times New Roman" w:cs="Times New Roman"/>
-                <w:sz w:val="24"/>
-                <w:szCs w:val="24"/>
-              </w:rPr>
-            </w:pPr>
-            <w:r>
-              <w:rPr>
-                <w:rFonts w:ascii="Times New Roman" w:hAnsi="Times New Roman" w:cs="Times New Roman"/>
-                <w:sz w:val="24"/>
-                <w:szCs w:val="24"/>
-              </w:rPr>
-              <w:t>Vanshika Shah</w:t>
-            </w:r>
-          </w:p>
-        </w:tc>
-        <w:tc>
-          <w:tcPr>
-            <w:tcW w:w="2268" w:type="dxa"/>
-          </w:tcPr>
-          <w:p>
-            <w:pPr>
-              <w:rPr>
-                <w:rFonts w:ascii="Times New Roman" w:hAnsi="Times New Roman" w:cs="Times New Roman"/>
-                <w:b/>
-                <w:bCs/>
-                <w:sz w:val="24"/>
-                <w:szCs w:val="24"/>
-              </w:rPr>
-            </w:pPr>
-          </w:p>
-        </w:tc>
-      </w:tr>
-      <w:tr>
-        <w:tc>
-          <w:tcPr>
-            <w:tcW w:w="2972" w:type="dxa"/>
-          </w:tcPr>
-          <w:p>
-            <w:pPr>
-              <w:rPr>
-                <w:rFonts w:ascii="Times New Roman" w:hAnsi="Times New Roman" w:cs="Times New Roman"/>
-                <w:sz w:val="24"/>
-                <w:szCs w:val="24"/>
-              </w:rPr>
-            </w:pPr>
-            <w:r>
-              <w:rPr>
-                <w:rFonts w:ascii="Times New Roman" w:hAnsi="Times New Roman" w:cs="Times New Roman"/>
-                <w:sz w:val="24"/>
-                <w:szCs w:val="24"/>
-              </w:rPr>
-              <w:t>Aditya Yadav</w:t>
-            </w:r>
-          </w:p>
-        </w:tc>
-        <w:tc>
-          <w:tcPr>
-            <w:tcW w:w="2268" w:type="dxa"/>
-          </w:tcPr>
-          <w:p>
-            <w:pPr>
-              <w:rPr>
-                <w:rFonts w:ascii="Times New Roman" w:hAnsi="Times New Roman" w:cs="Times New Roman"/>
-                <w:b/>
-                <w:bCs/>
-                <w:sz w:val="24"/>
-                <w:szCs w:val="24"/>
-              </w:rPr>
-            </w:pPr>
-          </w:p>
-        </w:tc>
-      </w:tr>
-      <w:tr>
-        <w:tc>
-          <w:tcPr>
-            <w:tcW w:w="2972" w:type="dxa"/>
-          </w:tcPr>
-          <w:p>
-            <w:pPr>
-              <w:rPr>
-                <w:rFonts w:ascii="Times New Roman" w:hAnsi="Times New Roman" w:cs="Times New Roman"/>
-                <w:sz w:val="24"/>
-                <w:szCs w:val="24"/>
-              </w:rPr>
-            </w:pPr>
-            <w:r>
-              <w:rPr>
-                <w:rFonts w:ascii="Times New Roman" w:hAnsi="Times New Roman" w:cs="Times New Roman"/>
-                <w:sz w:val="24"/>
-                <w:szCs w:val="24"/>
-              </w:rPr>
-              <w:t xml:space="preserve">Dev </w:t>
-            </w:r>
-            <w:proofErr w:type="spellStart"/>
-            <w:r>
-              <w:rPr>
-                <w:rFonts w:ascii="Times New Roman" w:hAnsi="Times New Roman" w:cs="Times New Roman"/>
-                <w:sz w:val="24"/>
-                <w:szCs w:val="24"/>
-              </w:rPr>
-              <w:t>Kapatel</w:t>
-            </w:r>
-            <w:proofErr w:type="spellEnd"/>
-          </w:p>
-        </w:tc>
-        <w:tc>
-          <w:tcPr>
-            <w:tcW w:w="2268" w:type="dxa"/>
-          </w:tcPr>
-          <w:p>
-            <w:pPr>
-              <w:rPr>
-                <w:rFonts w:ascii="Times New Roman" w:hAnsi="Times New Roman" w:cs="Times New Roman"/>
-                <w:b/>
-                <w:bCs/>
-                <w:sz w:val="24"/>
-                <w:szCs w:val="24"/>
-              </w:rPr>
-            </w:pPr>
-          </w:p>
-        </w:tc>
-      </w:tr>
-      <w:tr>
-        <w:tc>
-          <w:tcPr>
-            <w:tcW w:w="2972" w:type="dxa"/>
-          </w:tcPr>
-          <w:p>
-            <w:pPr>
-              <w:rPr>
-                <w:rFonts w:ascii="Times New Roman" w:hAnsi="Times New Roman" w:cs="Times New Roman"/>
-                <w:sz w:val="24"/>
-                <w:szCs w:val="24"/>
-              </w:rPr>
-            </w:pPr>
-            <w:r>
-              <w:rPr>
-                <w:rFonts w:ascii="Times New Roman" w:hAnsi="Times New Roman" w:cs="Times New Roman"/>
-                <w:sz w:val="24"/>
-                <w:szCs w:val="24"/>
-              </w:rPr>
-              <w:t>Hasti Gohel</w:t>
-            </w:r>
-          </w:p>
-        </w:tc>
-        <w:tc>
-          <w:tcPr>
-            <w:tcW w:w="2268" w:type="dxa"/>
-          </w:tcPr>
-          <w:p>
-            <w:pPr>
-              <w:rPr>
-                <w:rFonts w:ascii="Times New Roman" w:hAnsi="Times New Roman" w:cs="Times New Roman"/>
-                <w:b/>
-                <w:bCs/>
-                <w:sz w:val="24"/>
-                <w:szCs w:val="24"/>
-              </w:rPr>
-            </w:pPr>
-          </w:p>
-        </w:tc>
-      </w:tr>
-      <w:tr>
-        <w:tc>
-          <w:tcPr>
-            <w:tcW w:w="2972" w:type="dxa"/>
-          </w:tcPr>
-          <w:p>
-            <w:pPr>
-              <w:rPr>
-                <w:rFonts w:ascii="Times New Roman" w:hAnsi="Times New Roman" w:cs="Times New Roman"/>
-                <w:sz w:val="24"/>
-                <w:szCs w:val="24"/>
-              </w:rPr>
-            </w:pPr>
-            <w:r>
-              <w:rPr>
-                <w:rFonts w:ascii="Times New Roman" w:hAnsi="Times New Roman" w:cs="Times New Roman"/>
-                <w:sz w:val="24"/>
-                <w:szCs w:val="24"/>
-              </w:rPr>
-              <w:t>Khushbu Yadav</w:t>
-            </w:r>
-          </w:p>
-        </w:tc>
-        <w:tc>
-          <w:tcPr>
-            <w:tcW w:w="2268" w:type="dxa"/>
-          </w:tcPr>
-          <w:p>
-            <w:pPr>
-              <w:rPr>
-                <w:rFonts w:ascii="Times New Roman" w:hAnsi="Times New Roman" w:cs="Times New Roman"/>
-                <w:b/>
-                <w:bCs/>
-                <w:sz w:val="24"/>
-                <w:szCs w:val="24"/>
-              </w:rPr>
-            </w:pPr>
-          </w:p>
-        </w:tc>
-      </w:tr>
-      <w:tr>
-        <w:tc>
-          <w:tcPr>
-            <w:tcW w:w="2972" w:type="dxa"/>
-          </w:tcPr>
-          <w:p>
-            <w:pPr>
-              <w:rPr>
-                <w:rFonts w:ascii="Times New Roman" w:hAnsi="Times New Roman" w:cs="Times New Roman"/>
-                <w:sz w:val="24"/>
-                <w:szCs w:val="24"/>
-              </w:rPr>
-            </w:pPr>
-            <w:r>
-              <w:rPr>
-                <w:rFonts w:ascii="Times New Roman" w:hAnsi="Times New Roman" w:cs="Times New Roman"/>
-                <w:sz w:val="24"/>
-                <w:szCs w:val="24"/>
-              </w:rPr>
-              <w:t>Vishwa Parikh</w:t>
-            </w:r>
-          </w:p>
-        </w:tc>
-        <w:tc>
-          <w:tcPr>
-            <w:tcW w:w="2268" w:type="dxa"/>
-          </w:tcPr>
-          <w:p>
-            <w:pPr>
-              <w:rPr>
-                <w:rFonts w:ascii="Times New Roman" w:hAnsi="Times New Roman" w:cs="Times New Roman"/>
-                <w:b/>
-                <w:bCs/>
-                <w:sz w:val="24"/>
-                <w:szCs w:val="24"/>
-              </w:rPr>
-            </w:pPr>
-          </w:p>
-        </w:tc>
-      </w:tr>
-      <w:tr>
-        <w:tc>
-          <w:tcPr>
-            <w:tcW w:w="2972" w:type="dxa"/>
-          </w:tcPr>
-          <w:p>
-            <w:pPr>
-              <w:rPr>
-                <w:rFonts w:ascii="Times New Roman" w:hAnsi="Times New Roman" w:cs="Times New Roman"/>
-                <w:sz w:val="24"/>
-                <w:szCs w:val="24"/>
-              </w:rPr>
-            </w:pPr>
-            <w:r>
-              <w:rPr>
-                <w:rFonts w:ascii="Times New Roman" w:hAnsi="Times New Roman" w:cs="Times New Roman"/>
-                <w:sz w:val="24"/>
-                <w:szCs w:val="24"/>
-              </w:rPr>
-              <w:t>Kavya Trivedi</w:t>
-            </w:r>
-          </w:p>
-        </w:tc>
-        <w:tc>
-          <w:tcPr>
-            <w:tcW w:w="2268" w:type="dxa"/>
-          </w:tcPr>
-          <w:p>
-            <w:pPr>
-              <w:rPr>
-                <w:rFonts w:ascii="Times New Roman" w:hAnsi="Times New Roman" w:cs="Times New Roman"/>
-                <w:b/>
-                <w:bCs/>
-                <w:sz w:val="24"/>
-                <w:szCs w:val="24"/>
-              </w:rPr>
-            </w:pPr>
-          </w:p>
-        </w:tc>
-      </w:tr>
-      <w:tr>
-        <w:tc>
-          <w:tcPr>
-            <w:tcW w:w="2972" w:type="dxa"/>
-          </w:tcPr>
-          <w:p>
-            <w:pPr>
-              <w:rPr>
-                <w:rFonts w:ascii="Times New Roman" w:hAnsi="Times New Roman" w:cs="Times New Roman"/>
-                <w:sz w:val="24"/>
-                <w:szCs w:val="24"/>
-              </w:rPr>
-            </w:pPr>
-            <w:r>
-              <w:rPr>
-                <w:rFonts w:ascii="Times New Roman" w:hAnsi="Times New Roman" w:cs="Times New Roman"/>
-                <w:sz w:val="24"/>
-                <w:szCs w:val="24"/>
-              </w:rPr>
-              <w:t xml:space="preserve">Diksha </w:t>
-            </w:r>
-            <w:proofErr w:type="spellStart"/>
-            <w:r>
-              <w:rPr>
-                <w:rFonts w:ascii="Times New Roman" w:hAnsi="Times New Roman" w:cs="Times New Roman"/>
-                <w:sz w:val="24"/>
-                <w:szCs w:val="24"/>
-              </w:rPr>
-              <w:t>Zalamakwana</w:t>
-            </w:r>
-            <w:proofErr w:type="spellEnd"/>
-          </w:p>
-        </w:tc>
-        <w:tc>
-          <w:tcPr>
-            <w:tcW w:w="2268" w:type="dxa"/>
-          </w:tcPr>
-          <w:p>
-            <w:pPr>
-              <w:rPr>
-                <w:rFonts w:ascii="Times New Roman" w:hAnsi="Times New Roman" w:cs="Times New Roman"/>
-                <w:b/>
-                <w:bCs/>
-                <w:sz w:val="24"/>
-                <w:szCs w:val="24"/>
-              </w:rPr>
-            </w:pPr>
-          </w:p>
-        </w:tc>
-      </w:tr>
-      <w:tr>
-        <w:tc>
-          <w:tcPr>
-            <w:tcW w:w="2972" w:type="dxa"/>
-          </w:tcPr>
-          <w:p>
-            <w:pPr>
-              <w:rPr>
-                <w:rFonts w:ascii="Times New Roman" w:hAnsi="Times New Roman" w:cs="Times New Roman"/>
-                <w:sz w:val="24"/>
-                <w:szCs w:val="24"/>
-              </w:rPr>
-            </w:pPr>
-            <w:r>
-              <w:rPr>
-                <w:rFonts w:ascii="Times New Roman" w:hAnsi="Times New Roman" w:cs="Times New Roman"/>
-                <w:sz w:val="24"/>
-                <w:szCs w:val="24"/>
-              </w:rPr>
-              <w:t>Purva Sharma</w:t>
-            </w:r>
-          </w:p>
-        </w:tc>
-        <w:tc>
-          <w:tcPr>
-            <w:tcW w:w="2268" w:type="dxa"/>
-          </w:tcPr>
-          <w:p>
-            <w:pPr>
-              <w:rPr>
-                <w:rFonts w:ascii="Times New Roman" w:hAnsi="Times New Roman" w:cs="Times New Roman"/>
-                <w:b/>
-                <w:bCs/>
-                <w:sz w:val="24"/>
-                <w:szCs w:val="24"/>
-              </w:rPr>
-            </w:pPr>
-          </w:p>
-        </w:tc>
-      </w:tr>
-      <w:tr>
-        <w:tc>
-          <w:tcPr>
-            <w:tcW w:w="2972" w:type="dxa"/>
-          </w:tcPr>
-          <w:p>
-            <w:pPr>
-              <w:rPr>
-                <w:rFonts w:ascii="Times New Roman" w:hAnsi="Times New Roman" w:cs="Times New Roman"/>
-                <w:sz w:val="24"/>
-                <w:szCs w:val="24"/>
-              </w:rPr>
-            </w:pPr>
-            <w:r>
-              <w:rPr>
-                <w:rFonts w:ascii="Times New Roman" w:hAnsi="Times New Roman" w:cs="Times New Roman"/>
-                <w:sz w:val="24"/>
-                <w:szCs w:val="24"/>
-              </w:rPr>
-              <w:t>Shubhendu Yadav</w:t>
-            </w:r>
-          </w:p>
-        </w:tc>
-        <w:tc>
-          <w:tcPr>
-            <w:tcW w:w="2268" w:type="dxa"/>
-          </w:tcPr>
-          <w:p>
-            <w:pPr>
-              <w:rPr>
-                <w:rFonts w:ascii="Times New Roman" w:hAnsi="Times New Roman" w:cs="Times New Roman"/>
-                <w:b/>
-                <w:bCs/>
-                <w:sz w:val="24"/>
-                <w:szCs w:val="24"/>
-              </w:rPr>
-            </w:pPr>
-          </w:p>
-        </w:tc>
-      </w:tr>
-      <w:tr>
-        <w:tc>
-          <w:tcPr>
-            <w:tcW w:w="2972" w:type="dxa"/>
-          </w:tcPr>
-          <w:p>
-            <w:pPr>
-              <w:rPr>
-                <w:rFonts w:ascii="Times New Roman" w:hAnsi="Times New Roman" w:cs="Times New Roman"/>
-                <w:sz w:val="24"/>
-                <w:szCs w:val="24"/>
-              </w:rPr>
-            </w:pPr>
-            <w:r>
-              <w:rPr>
-                <w:rFonts w:ascii="Times New Roman" w:hAnsi="Times New Roman" w:cs="Times New Roman"/>
-                <w:sz w:val="24"/>
-                <w:szCs w:val="24"/>
-              </w:rPr>
-              <w:t>Tanmay Sidhaye</w:t>
-            </w:r>
-          </w:p>
-        </w:tc>
-        <w:tc>
-          <w:tcPr>
-            <w:tcW w:w="2268" w:type="dxa"/>
-          </w:tcPr>
-          <w:p>
-            <w:pPr>
-              <w:rPr>
-                <w:rFonts w:ascii="Times New Roman" w:hAnsi="Times New Roman" w:cs="Times New Roman"/>
-                <w:b/>
-                <w:bCs/>
-                <w:sz w:val="24"/>
-                <w:szCs w:val="24"/>
-              </w:rPr>
-            </w:pPr>
-          </w:p>
-        </w:tc>
-      </w:tr>
-      <w:tr>
-        <w:tc>
-          <w:tcPr>
-            <w:tcW w:w="2972" w:type="dxa"/>
-          </w:tcPr>
-          <w:p>
-            <w:pPr>
-              <w:rPr>
-                <w:rFonts w:ascii="Times New Roman" w:hAnsi="Times New Roman" w:cs="Times New Roman"/>
-                <w:sz w:val="24"/>
-                <w:szCs w:val="24"/>
-              </w:rPr>
-            </w:pPr>
-            <w:r>
-              <w:rPr>
-                <w:rFonts w:ascii="Times New Roman" w:hAnsi="Times New Roman" w:cs="Times New Roman"/>
-                <w:sz w:val="24"/>
-                <w:szCs w:val="24"/>
-              </w:rPr>
-              <w:t>Rishi Pandey</w:t>
-            </w:r>
-          </w:p>
-        </w:tc>
-        <w:tc>
-          <w:tcPr>
-            <w:tcW w:w="2268" w:type="dxa"/>
-          </w:tcPr>
-          <w:p>
-            <w:pPr>
-              <w:rPr>
-                <w:rFonts w:ascii="Times New Roman" w:hAnsi="Times New Roman" w:cs="Times New Roman"/>
-                <w:b/>
-                <w:bCs/>
-                <w:sz w:val="24"/>
-                <w:szCs w:val="24"/>
-              </w:rPr>
-            </w:pPr>
-          </w:p>
-        </w:tc>
-      </w:tr>
-      <w:tr>
-        <w:tc>
-          <w:tcPr>
-            <w:tcW w:w="2972" w:type="dxa"/>
-          </w:tcPr>
-          <w:p>
-            <w:pPr>
-              <w:rPr>
-                <w:rFonts w:ascii="Times New Roman" w:hAnsi="Times New Roman" w:cs="Times New Roman"/>
-                <w:sz w:val="24"/>
-                <w:szCs w:val="24"/>
-              </w:rPr>
-            </w:pPr>
-            <w:r>
-              <w:rPr>
-                <w:rFonts w:ascii="Times New Roman" w:hAnsi="Times New Roman" w:cs="Times New Roman"/>
-                <w:sz w:val="24"/>
-                <w:szCs w:val="24"/>
-              </w:rPr>
-              <w:t>Manish Yadav</w:t>
-            </w:r>
-          </w:p>
-        </w:tc>
-        <w:tc>
-          <w:tcPr>
-            <w:tcW w:w="2268" w:type="dxa"/>
-          </w:tcPr>
-          <w:p>
-            <w:pPr>
-              <w:rPr>
-                <w:rFonts w:ascii="Times New Roman" w:hAnsi="Times New Roman" w:cs="Times New Roman"/>
-                <w:b/>
-                <w:bCs/>
-                <w:sz w:val="24"/>
-                <w:szCs w:val="24"/>
-              </w:rPr>
-            </w:pPr>
-          </w:p>
-        </w:tc>
-      </w:tr>
-      <w:tr>
-        <w:tc>
-          <w:tcPr>
-            <w:tcW w:w="2972" w:type="dxa"/>
-          </w:tcPr>
-          <w:p>
-            <w:pPr>
-              <w:rPr>
-                <w:rFonts w:ascii="Times New Roman" w:hAnsi="Times New Roman" w:cs="Times New Roman"/>
-                <w:sz w:val="24"/>
-                <w:szCs w:val="24"/>
-              </w:rPr>
-            </w:pPr>
-            <w:r>
-              <w:rPr>
-                <w:rFonts w:ascii="Times New Roman" w:hAnsi="Times New Roman" w:cs="Times New Roman"/>
-                <w:sz w:val="24"/>
-                <w:szCs w:val="24"/>
-              </w:rPr>
-              <w:t>Ashit Prajapati</w:t>
-            </w:r>
-          </w:p>
-        </w:tc>
-        <w:tc>
-          <w:tcPr>
-            <w:tcW w:w="2268" w:type="dxa"/>
-          </w:tcPr>
-          <w:p>
-            <w:pPr>
-              <w:rPr>
-                <w:rFonts w:ascii="Times New Roman" w:hAnsi="Times New Roman" w:cs="Times New Roman"/>
-                <w:b/>
-                <w:bCs/>
-                <w:sz w:val="24"/>
-                <w:szCs w:val="24"/>
-              </w:rPr>
-            </w:pPr>
-          </w:p>
-        </w:tc>
-      </w:tr>
-      <w:tr>
-        <w:tc>
-          <w:tcPr>
-            <w:tcW w:w="2972" w:type="dxa"/>
-          </w:tcPr>
-          <w:p>
-            <w:pPr>
-              <w:rPr>
-                <w:rFonts w:ascii="Times New Roman" w:hAnsi="Times New Roman" w:cs="Times New Roman"/>
-                <w:sz w:val="24"/>
-                <w:szCs w:val="24"/>
-              </w:rPr>
-            </w:pPr>
-            <w:r>
-              <w:rPr>
-                <w:rFonts w:ascii="Times New Roman" w:hAnsi="Times New Roman" w:cs="Times New Roman"/>
-                <w:sz w:val="24"/>
-                <w:szCs w:val="24"/>
-              </w:rPr>
-              <w:t>Pravin Tiwari</w:t>
-            </w:r>
-          </w:p>
-        </w:tc>
-        <w:tc>
-          <w:tcPr>
-            <w:tcW w:w="2268" w:type="dxa"/>
-          </w:tcPr>
-          <w:p>
-            <w:pPr>
-              <w:rPr>
-                <w:rFonts w:ascii="Times New Roman" w:hAnsi="Times New Roman" w:cs="Times New Roman"/>
-                <w:b/>
-                <w:bCs/>
-                <w:sz w:val="24"/>
-                <w:szCs w:val="24"/>
-              </w:rPr>
-            </w:pPr>
-          </w:p>
-        </w:tc>
-      </w:tr>
-      <w:tr>
-        <w:tc>
-          <w:tcPr>
-            <w:tcW w:w="2972" w:type="dxa"/>
-          </w:tcPr>
-          <w:p>
-            <w:pPr>
-              <w:rPr>
-                <w:rFonts w:ascii="Times New Roman" w:hAnsi="Times New Roman" w:cs="Times New Roman"/>
-                <w:sz w:val="24"/>
-                <w:szCs w:val="24"/>
-              </w:rPr>
-            </w:pPr>
-            <w:r>
-              <w:rPr>
-                <w:rFonts w:ascii="Times New Roman" w:hAnsi="Times New Roman" w:cs="Times New Roman"/>
-                <w:sz w:val="24"/>
-                <w:szCs w:val="24"/>
-              </w:rPr>
-              <w:t>Kunal Kushwaha</w:t>
-            </w:r>
-          </w:p>
-        </w:tc>
-        <w:tc>
-          <w:tcPr>
-            <w:tcW w:w="2268" w:type="dxa"/>
-          </w:tcPr>
-          <w:p>
-            <w:pPr>
-              <w:rPr>
-                <w:rFonts w:ascii="Times New Roman" w:hAnsi="Times New Roman" w:cs="Times New Roman"/>
-                <w:b/>
-                <w:bCs/>
-                <w:sz w:val="24"/>
-                <w:szCs w:val="24"/>
-              </w:rPr>
-            </w:pPr>
-          </w:p>
-        </w:tc>
-      </w:tr>
-      <w:tr>
-        <w:tc>
-          <w:tcPr>
-            <w:tcW w:w="2972" w:type="dxa"/>
-          </w:tcPr>
-          <w:p>
-            <w:pPr>
-              <w:rPr>
-                <w:rFonts w:ascii="Times New Roman" w:hAnsi="Times New Roman" w:cs="Times New Roman"/>
-                <w:sz w:val="24"/>
-                <w:szCs w:val="24"/>
-              </w:rPr>
-            </w:pPr>
-            <w:r>
-              <w:rPr>
-                <w:rFonts w:ascii="Times New Roman" w:hAnsi="Times New Roman" w:cs="Times New Roman"/>
-                <w:sz w:val="24"/>
-                <w:szCs w:val="24"/>
-              </w:rPr>
-              <w:t>Alok Thakur</w:t>
-            </w:r>
-          </w:p>
-        </w:tc>
-        <w:tc>
-          <w:tcPr>
-            <w:tcW w:w="2268" w:type="dxa"/>
-          </w:tcPr>
-          <w:p>
-            <w:pPr>
-              <w:rPr>
-                <w:rFonts w:ascii="Times New Roman" w:hAnsi="Times New Roman" w:cs="Times New Roman"/>
-                <w:b/>
-                <w:bCs/>
-                <w:sz w:val="24"/>
-                <w:szCs w:val="24"/>
-              </w:rPr>
-            </w:pPr>
-          </w:p>
-        </w:tc>
-      </w:tr>
-      <w:tr>
-        <w:tc>
-          <w:tcPr>
-            <w:tcW w:w="2972" w:type="dxa"/>
-          </w:tcPr>
-          <w:p>
-            <w:pPr>
-              <w:rPr>
-                <w:rFonts w:ascii="Times New Roman" w:hAnsi="Times New Roman" w:cs="Times New Roman"/>
-                <w:sz w:val="24"/>
-                <w:szCs w:val="24"/>
-              </w:rPr>
-            </w:pPr>
-            <w:r>
-              <w:rPr>
-                <w:rFonts w:ascii="Times New Roman" w:hAnsi="Times New Roman" w:cs="Times New Roman"/>
-                <w:sz w:val="24"/>
-                <w:szCs w:val="24"/>
-              </w:rPr>
-              <w:t>Vinay Dubey</w:t>
-            </w:r>
-          </w:p>
-        </w:tc>
-        <w:tc>
-          <w:tcPr>
-            <w:tcW w:w="2268" w:type="dxa"/>
-          </w:tcPr>
-          <w:p>
-            <w:pPr>
-              <w:rPr>
-                <w:rFonts w:ascii="Times New Roman" w:hAnsi="Times New Roman" w:cs="Times New Roman"/>
-                <w:b/>
-                <w:bCs/>
-                <w:sz w:val="24"/>
-                <w:szCs w:val="24"/>
-              </w:rPr>
-            </w:pPr>
-          </w:p>
-        </w:tc>
-      </w:tr>
-      <w:tr>
-        <w:tc>
-          <w:tcPr>
-            <w:tcW w:w="2972" w:type="dxa"/>
-          </w:tcPr>
-          <w:p>
-            <w:pPr>
-              <w:rPr>
-                <w:rFonts w:ascii="Times New Roman" w:hAnsi="Times New Roman" w:cs="Times New Roman"/>
-                <w:sz w:val="24"/>
-                <w:szCs w:val="24"/>
-              </w:rPr>
-            </w:pPr>
-            <w:r>
-              <w:rPr>
-                <w:rFonts w:ascii="Times New Roman" w:hAnsi="Times New Roman" w:cs="Times New Roman"/>
-                <w:sz w:val="24"/>
-                <w:szCs w:val="24"/>
-              </w:rPr>
-              <w:t>Raghav Ravi</w:t>
-            </w:r>
-          </w:p>
-        </w:tc>
-        <w:tc>
-          <w:tcPr>
-            <w:tcW w:w="2268" w:type="dxa"/>
-          </w:tcPr>
-          <w:p>
-            <w:pPr>
-              <w:rPr>
-                <w:rFonts w:ascii="Times New Roman" w:hAnsi="Times New Roman" w:cs="Times New Roman"/>
-                <w:b/>
-                <w:bCs/>
-                <w:sz w:val="24"/>
-                <w:szCs w:val="24"/>
-              </w:rPr>
-            </w:pPr>
-          </w:p>
-        </w:tc>
-      </w:tr>
-    </w:tbl>
-    <w:p>
-      <w:pPr>
-        <w:spacing w:after="0"/>
-        <w:rPr>
-          <w:rFonts w:ascii="Times New Roman" w:hAnsi="Times New Roman" w:cs="Times New Roman"/>
-          <w:b/>
-          <w:bCs/>
-          <w:sz w:val="24"/>
-          <w:szCs w:val="24"/>
-        </w:rPr>
-      </w:pPr>
-    </w:p>
-    <w:p>
-      <w:pPr>
-        <w:spacing w:after="0"/>
-        <w:rPr>
-          <w:rFonts w:ascii="Times New Roman" w:hAnsi="Times New Roman" w:cs="Times New Roman"/>
-          <w:b/>
-          <w:bCs/>
-          <w:sz w:val="24"/>
-          <w:szCs w:val="24"/>
-        </w:rPr>
-      </w:pPr>
-    </w:p>
-    <w:p>
-      <w:pPr>
-        <w:spacing w:after="0"/>
-        <w:rPr>
-          <w:rFonts w:ascii="Times New Roman" w:hAnsi="Times New Roman" w:cs="Times New Roman"/>
-          <w:sz w:val="24"/>
-          <w:szCs w:val="24"/>
-        </w:rPr>
-      </w:pPr>
-    </w:p>
-    <w:p>
-      <w:pPr>
-        <w:spacing w:after="0"/>
-        <w:rPr>
-          <w:rFonts w:ascii="Times New Roman" w:hAnsi="Times New Roman" w:cs="Times New Roman"/>
-          <w:sz w:val="24"/>
-          <w:szCs w:val="24"/>
-        </w:rPr>
-      </w:pPr>
-    </w:p>
-    <w:p>
-      <w:pPr>
-        <w:spacing w:after="0"/>
-        <w:rPr>
-          <w:rFonts w:ascii="Times New Roman" w:hAnsi="Times New Roman" w:cs="Times New Roman"/>
-          <w:sz w:val="24"/>
-          <w:szCs w:val="24"/>
-        </w:rPr>
-      </w:pPr>
-    </w:p>
-    <w:p>
-      <w:pPr>
-        <w:spacing w:after="0"/>
-        <w:rPr>
-          <w:rFonts w:ascii="Times New Roman" w:hAnsi="Times New Roman" w:cs="Times New Roman"/>
-          <w:sz w:val="24"/>
-          <w:szCs w:val="24"/>
-        </w:rPr>
-      </w:pPr>
+      <w:r>
+        <w:rPr>
+          <w:rFonts w:ascii="Times New Roman" w:hAnsi="Times New Roman" w:cs="Times New Roman"/>
+          <w:sz w:val="24"/>
+          <w:szCs w:val="24"/>
+        </w:rPr>
+        <w:t>attached with sign</w:t>
+      </w:r>
     </w:p>
     <w:p>
       <w:pPr>
@@ -1313,13 +516,17 @@
         <w:spacing w:after="0"/>
         <w:rPr>
           <w:rFonts w:ascii="Times New Roman" w:hAnsi="Times New Roman" w:cs="Times New Roman"/>
-          <w:sz w:val="24"/>
-          <w:szCs w:val="24"/>
-        </w:rPr>
-      </w:pPr>
-      <w:r>
-        <w:rPr>
-          <w:rFonts w:ascii="Times New Roman" w:hAnsi="Times New Roman" w:cs="Times New Roman"/>
+          <w:b/>
+          <w:bCs/>
+          <w:sz w:val="24"/>
+          <w:szCs w:val="24"/>
+        </w:rPr>
+      </w:pPr>
+      <w:r>
+        <w:rPr>
+          <w:rFonts w:ascii="Times New Roman" w:hAnsi="Times New Roman" w:cs="Times New Roman"/>
+          <w:b/>
+          <w:bCs/>
           <w:sz w:val="24"/>
           <w:szCs w:val="24"/>
         </w:rPr>
@@ -1337,14 +544,10 @@
       </w:pPr>
       <w:r>
         <w:rPr>
-          <w:rFonts w:ascii="Times New Roman" w:hAnsi="Times New Roman" w:cs="Times New Roman"/>
           <w:noProof/>
-          <w:sz w:val="24"/>
-          <w:szCs w:val="24"/>
-        </w:rPr>
-        <w:lastRenderedPageBreak/>
+        </w:rPr>
         <w:drawing>
-          <wp:inline distT="0" distB="0" distL="0" distR="0" wp14:anchorId="5AB26C4F" wp14:editId="4FA886CC">
+          <wp:inline distT="0" distB="0" distL="0" distR="0" wp14:anchorId="30C215E4" wp14:editId="20CEAB84">
             <wp:extent cx="2787932" cy="2091104"/>
             <wp:effectExtent l="0" t="0" r="0" b="4445"/>
             <wp:docPr id="644924340" name="Picture 2"/>
@@ -1361,7 +564,7 @@
                     </pic:cNvPicPr>
                   </pic:nvPicPr>
                   <pic:blipFill>
-                    <a:blip r:embed="rId7" cstate="print">
+                    <a:blip r:embed="rId8" cstate="print">
                       <a:extLst>
                         <a:ext uri="{28A0092B-C50C-407E-A947-70E740481C1C}">
                           <a14:useLocalDpi xmlns:a14="http://schemas.microsoft.com/office/drawing/2010/main" val="0"/>
@@ -1402,13 +605,10 @@
       </w:r>
       <w:r>
         <w:rPr>
-          <w:rFonts w:ascii="Times New Roman" w:hAnsi="Times New Roman" w:cs="Times New Roman"/>
           <w:noProof/>
-          <w:sz w:val="24"/>
-          <w:szCs w:val="24"/>
         </w:rPr>
         <w:drawing>
-          <wp:inline distT="0" distB="0" distL="0" distR="0" wp14:anchorId="4E261C9C" wp14:editId="3EB8B946">
+          <wp:inline distT="0" distB="0" distL="0" distR="0" wp14:anchorId="339698B5" wp14:editId="336D229C">
             <wp:extent cx="2891999" cy="2113742"/>
             <wp:effectExtent l="0" t="0" r="3810" b="1270"/>
             <wp:docPr id="833961933" name="Picture 3"/>
@@ -1425,7 +625,7 @@
                     </pic:cNvPicPr>
                   </pic:nvPicPr>
                   <pic:blipFill>
-                    <a:blip r:embed="rId8" cstate="print">
+                    <a:blip r:embed="rId9" cstate="print">
                       <a:extLst>
                         <a:ext uri="{28A0092B-C50C-407E-A947-70E740481C1C}">
                           <a14:useLocalDpi xmlns:a14="http://schemas.microsoft.com/office/drawing/2010/main" val="0"/>
@@ -1459,16 +659,6 @@
     </w:p>
     <w:p>
       <w:pPr>
-        <w:spacing w:after="0"/>
-        <w:rPr>
-          <w:rFonts w:ascii="Times New Roman" w:hAnsi="Times New Roman" w:cs="Times New Roman"/>
-          <w:sz w:val="24"/>
-          <w:szCs w:val="24"/>
-        </w:rPr>
-      </w:pPr>
-    </w:p>
-    <w:p>
-      <w:pPr>
         <w:pStyle w:val="ListParagraph"/>
         <w:numPr>
           <w:ilvl w:val="0"/>
@@ -1545,9 +735,63 @@
         </w:rPr>
         <w:t>Social Media Post link:</w:t>
       </w:r>
+      <w:r>
+        <w:rPr>
+          <w:rFonts w:ascii="Times New Roman" w:hAnsi="Times New Roman" w:cs="Times New Roman"/>
+          <w:sz w:val="24"/>
+          <w:szCs w:val="24"/>
+        </w:rPr>
+        <w:t xml:space="preserve"> </w:t>
+      </w:r>
+      <w:hyperlink r:id="rId10" w:history="1">
+        <w:r>
+          <w:rPr>
+            <w:rStyle w:val="Hyperlink"/>
+            <w:rFonts w:ascii="Times New Roman" w:hAnsi="Times New Roman" w:cs="Times New Roman"/>
+            <w:sz w:val="24"/>
+            <w:szCs w:val="24"/>
+          </w:rPr>
+          <w:t>https://www.facebook.com/share/p/1AkPvzYr9Q/?mibextid=wwXIfr</w:t>
+        </w:r>
+      </w:hyperlink>
+    </w:p>
+    <w:p>
+      <w:pPr>
+        <w:pStyle w:val="ListParagraph"/>
+        <w:spacing w:after="0"/>
+        <w:ind w:left="360"/>
+        <w:rPr>
+          <w:rFonts w:ascii="Times New Roman" w:hAnsi="Times New Roman" w:cs="Times New Roman"/>
+          <w:sz w:val="24"/>
+          <w:szCs w:val="24"/>
+        </w:rPr>
+      </w:pPr>
+      <w:hyperlink r:id="rId11" w:history="1">
+        <w:r>
+          <w:rPr>
+            <w:rStyle w:val="Hyperlink"/>
+            <w:rFonts w:ascii="Times New Roman" w:hAnsi="Times New Roman" w:cs="Times New Roman"/>
+            <w:sz w:val="24"/>
+            <w:szCs w:val="24"/>
+          </w:rPr>
+          <w:t>https://www.instagram.com/p/DUuLviSkf_a/?img_index=1&amp;igsh=YTB6dzJ1ZGdnMjE3</w:t>
+        </w:r>
+      </w:hyperlink>
+    </w:p>
+    <w:p>
+      <w:pPr>
+        <w:pStyle w:val="ListParagraph"/>
+        <w:spacing w:after="0"/>
+        <w:ind w:left="360"/>
+        <w:rPr>
+          <w:rFonts w:ascii="Times New Roman" w:hAnsi="Times New Roman" w:cs="Times New Roman"/>
+          <w:sz w:val="24"/>
+          <w:szCs w:val="24"/>
+        </w:rPr>
+      </w:pPr>
     </w:p>
     <w:sectPr>
-      <w:footerReference w:type="default" r:id="rId9"/>
+      <w:footerReference w:type="default" r:id="rId12"/>
       <w:pgSz w:w="11906" w:h="16838"/>
       <w:pgMar w:top="1440" w:right="1440" w:bottom="1440" w:left="1440" w:header="708" w:footer="708" w:gutter="0"/>
       <w:cols w:space="708"/>
